--- a/BTTH.docx
+++ b/BTTH.docx
@@ -6,17 +6,13 @@
       <w:pPr>
         <w:rPr>
           <w:rFonts w:ascii="Times New Roman" w:hAnsi="Times New Roman" w:cs="Times New Roman"/>
-          <w:b/>
-          <w:bCs/>
-          <w:lang w:val="vi-VN"/>
-        </w:rPr>
-      </w:pPr>
-      <w:proofErr w:type="spellStart"/>
-      <w:r>
-        <w:rPr>
-          <w:rFonts w:ascii="Times New Roman" w:hAnsi="Times New Roman" w:cs="Times New Roman"/>
-          <w:b/>
-          <w:bCs/>
+          <w:lang w:val="vi-VN"/>
+        </w:rPr>
+      </w:pPr>
+      <w:proofErr w:type="spellStart"/>
+      <w:r>
+        <w:rPr>
+          <w:rFonts w:ascii="Times New Roman" w:hAnsi="Times New Roman" w:cs="Times New Roman"/>
         </w:rPr>
         <w:t>Phần</w:t>
       </w:r>
@@ -24,11 +20,17 @@
       <w:r>
         <w:rPr>
           <w:rFonts w:ascii="Times New Roman" w:hAnsi="Times New Roman" w:cs="Times New Roman"/>
-          <w:b/>
-          <w:bCs/>
-        </w:rPr>
-        <w:t xml:space="preserve"> A :</w:t>
-      </w:r>
+        </w:rPr>
+        <w:t xml:space="preserve"> </w:t>
+      </w:r>
+      <w:proofErr w:type="gramStart"/>
+      <w:r>
+        <w:rPr>
+          <w:rFonts w:ascii="Times New Roman" w:hAnsi="Times New Roman" w:cs="Times New Roman"/>
+        </w:rPr>
+        <w:t>A :</w:t>
+      </w:r>
+      <w:proofErr w:type="gramEnd"/>
     </w:p>
     <w:p>
       <w:pPr>
@@ -195,21 +197,7 @@
           <w:rFonts w:ascii="Times New Roman" w:hAnsi="Times New Roman" w:cs="Times New Roman"/>
           <w:lang w:val="vi-VN"/>
         </w:rPr>
-        <w:t xml:space="preserve"> </w:t>
-      </w:r>
-      <w:r>
-        <w:rPr>
-          <w:rFonts w:ascii="Times New Roman" w:hAnsi="Times New Roman" w:cs="Times New Roman"/>
-          <w:lang w:val="vi-VN"/>
-        </w:rPr>
-        <w:t xml:space="preserve">do </w:t>
-      </w:r>
-      <w:r>
-        <w:rPr>
-          <w:rFonts w:ascii="Times New Roman" w:hAnsi="Times New Roman" w:cs="Times New Roman"/>
-          <w:lang w:val="vi-VN"/>
-        </w:rPr>
-        <w:t>kích thước quá to</w:t>
+        <w:t xml:space="preserve"> do kích thước quá to</w:t>
       </w:r>
       <w:r>
         <w:rPr>
@@ -304,22 +292,17 @@
     </w:p>
     <w:p>
       <w:pPr>
-        <w:pStyle w:val="oancuaDanhsach"/>
-        <w:numPr>
-          <w:ilvl w:val="0"/>
-          <w:numId w:val="2"/>
-        </w:numPr>
-        <w:rPr>
-          <w:rFonts w:ascii="Times New Roman" w:hAnsi="Times New Roman" w:cs="Times New Roman"/>
-          <w:lang w:val="vi-VN"/>
-        </w:rPr>
-      </w:pPr>
-      <w:r>
-        <w:rPr>
-          <w:rFonts w:ascii="Times New Roman" w:hAnsi="Times New Roman" w:cs="Times New Roman"/>
-          <w:lang w:val="vi-VN"/>
-        </w:rPr>
-        <w:t xml:space="preserve">Vì sao S2 không thể đưa thẳng vào </w:t>
+        <w:rPr>
+          <w:rFonts w:ascii="Times New Roman" w:hAnsi="Times New Roman" w:cs="Times New Roman"/>
+          <w:lang w:val="vi-VN"/>
+        </w:rPr>
+      </w:pPr>
+      <w:r>
+        <w:rPr>
+          <w:rFonts w:ascii="Times New Roman" w:hAnsi="Times New Roman" w:cs="Times New Roman"/>
+          <w:lang w:val="vi-VN"/>
+        </w:rPr>
+        <w:t xml:space="preserve">Không đưa S2 vào </w:t>
       </w:r>
       <w:proofErr w:type="spellStart"/>
       <w:r>
@@ -335,37 +318,7 @@
           <w:rFonts w:ascii="Times New Roman" w:hAnsi="Times New Roman" w:cs="Times New Roman"/>
           <w:lang w:val="vi-VN"/>
         </w:rPr>
-        <w:t xml:space="preserve">: </w:t>
-      </w:r>
-      <w:proofErr w:type="spellStart"/>
-      <w:r>
-        <w:rPr>
-          <w:rFonts w:ascii="Times New Roman" w:hAnsi="Times New Roman" w:cs="Times New Roman"/>
-          <w:lang w:val="vi-VN"/>
-        </w:rPr>
-        <w:t>Story</w:t>
-      </w:r>
-      <w:proofErr w:type="spellEnd"/>
-      <w:r>
-        <w:rPr>
-          <w:rFonts w:ascii="Times New Roman" w:hAnsi="Times New Roman" w:cs="Times New Roman"/>
-          <w:lang w:val="vi-VN"/>
-        </w:rPr>
-        <w:t xml:space="preserve"> chứa nhiều luồng xử lý phức </w:t>
-      </w:r>
-      <w:r>
-        <w:rPr>
-          <w:rFonts w:ascii="Times New Roman" w:hAnsi="Times New Roman" w:cs="Times New Roman"/>
-          <w:lang w:val="vi-VN"/>
-        </w:rPr>
-        <w:t xml:space="preserve">tạp. </w:t>
-      </w:r>
-      <w:r>
-        <w:rPr>
-          <w:rFonts w:ascii="Times New Roman" w:hAnsi="Times New Roman" w:cs="Times New Roman"/>
-          <w:lang w:val="vi-VN"/>
-        </w:rPr>
-        <w:t xml:space="preserve">Nếu cố nhét vào một </w:t>
+        <w:t xml:space="preserve"> vì: Kích thước quá lớn, không thể hoàn thành trong 1 </w:t>
       </w:r>
       <w:proofErr w:type="spellStart"/>
       <w:r>
@@ -381,55 +334,35 @@
           <w:rFonts w:ascii="Times New Roman" w:hAnsi="Times New Roman" w:cs="Times New Roman"/>
           <w:lang w:val="vi-VN"/>
         </w:rPr>
-        <w:t xml:space="preserve">, rủi ro quá tải là cực cao và </w:t>
-      </w:r>
-      <w:proofErr w:type="spellStart"/>
-      <w:r>
-        <w:rPr>
-          <w:rFonts w:ascii="Times New Roman" w:hAnsi="Times New Roman" w:cs="Times New Roman"/>
-          <w:lang w:val="vi-VN"/>
-        </w:rPr>
-        <w:t>team</w:t>
-      </w:r>
-      <w:proofErr w:type="spellEnd"/>
-      <w:r>
-        <w:rPr>
-          <w:rFonts w:ascii="Times New Roman" w:hAnsi="Times New Roman" w:cs="Times New Roman"/>
-          <w:lang w:val="vi-VN"/>
-        </w:rPr>
-        <w:t xml:space="preserve"> </w:t>
-      </w:r>
-      <w:proofErr w:type="spellStart"/>
-      <w:r>
-        <w:rPr>
-          <w:rFonts w:ascii="Times New Roman" w:hAnsi="Times New Roman" w:cs="Times New Roman"/>
-          <w:lang w:val="vi-VN"/>
-        </w:rPr>
-        <w:t>Dev</w:t>
-      </w:r>
-      <w:proofErr w:type="spellEnd"/>
-      <w:r>
-        <w:rPr>
-          <w:rFonts w:ascii="Times New Roman" w:hAnsi="Times New Roman" w:cs="Times New Roman"/>
-          <w:lang w:val="vi-VN"/>
-        </w:rPr>
-        <w:t xml:space="preserve"> sẽ không thể hoàn thành trọn vẹn.</w:t>
+        <w:t xml:space="preserve">, không thể ước lượng thời gian và khó nghiệm thu do dính dáng đến cả khách hàng lẫn </w:t>
+      </w:r>
+      <w:proofErr w:type="spellStart"/>
+      <w:r>
+        <w:rPr>
+          <w:rFonts w:ascii="Times New Roman" w:hAnsi="Times New Roman" w:cs="Times New Roman"/>
+          <w:lang w:val="vi-VN"/>
+        </w:rPr>
+        <w:t>Admin</w:t>
+      </w:r>
+      <w:proofErr w:type="spellEnd"/>
+      <w:r>
+        <w:rPr>
+          <w:rFonts w:ascii="Times New Roman" w:hAnsi="Times New Roman" w:cs="Times New Roman"/>
+          <w:lang w:val="vi-VN"/>
+        </w:rPr>
+        <w:t>.</w:t>
       </w:r>
     </w:p>
     <w:p>
       <w:pPr>
         <w:rPr>
           <w:rFonts w:ascii="Times New Roman" w:hAnsi="Times New Roman" w:cs="Times New Roman"/>
-          <w:b/>
-          <w:bCs/>
-          <w:lang w:val="vi-VN"/>
-        </w:rPr>
-      </w:pPr>
-      <w:r>
-        <w:rPr>
-          <w:rFonts w:ascii="Times New Roman" w:hAnsi="Times New Roman" w:cs="Times New Roman"/>
-          <w:b/>
-          <w:bCs/>
+          <w:lang w:val="vi-VN"/>
+        </w:rPr>
+      </w:pPr>
+      <w:r>
+        <w:rPr>
+          <w:rFonts w:ascii="Times New Roman" w:hAnsi="Times New Roman" w:cs="Times New Roman"/>
           <w:lang w:val="vi-VN"/>
         </w:rPr>
         <w:t>Phần B:</w:t>
